--- a/downloads/teacher/04 Units/Unit 01 - Nutrition and Wellness - Kitchen Skills and Smart Eating/Lesson 01.08 - Lab 1 Mug Cake or Scrambled Egg Tacos.docx
+++ b/downloads/teacher/04 Units/Unit 01 - Nutrition and Wellness - Kitchen Skills and Smart Eating/Lesson 01.08 - Lab 1 Mug Cake or Scrambled Egg Tacos.docx
@@ -298,23 +298,41 @@
       <w:r>
         <w:t xml:space="preserve">By the end of this lesson, students will be able to:</w:t>
       </w:r>
-      <w:r>
-        <w:t xml:space="preserve"> </w:t>
-      </w:r>
-      <w:r>
-        <w:t xml:space="preserve">1. (Low) Given a station card and a role card, describe their own role’s tasks in each of the four phases (prep, cook, plate and eat, clean) and the safety rule that goes with each.</w:t>
-      </w:r>
-      <w:r>
-        <w:t xml:space="preserve"> </w:t>
-      </w:r>
-      <w:r>
-        <w:t xml:space="preserve">2. (Mid) In a team of about seven, prepare the recipe by measuring each ingredient accurately, following the numbered steps in order, and using each tool and machine the way it was taught.</w:t>
-      </w:r>
-      <w:r>
-        <w:t xml:space="preserve"> </w:t>
-      </w:r>
-      <w:r>
-        <w:t xml:space="preserve">3. (High) After the lab, evaluate the team’s work against the flowchart and the</w:t>
+    </w:p>
+    <w:p>
+      <w:pPr>
+        <w:numPr>
+          <w:ilvl w:val="0"/>
+          <w:numId w:val="1002"/>
+        </w:numPr>
+        <w:pStyle w:val="Compact"/>
+      </w:pPr>
+      <w:r>
+        <w:t xml:space="preserve">(Low) Given a station card and a role card, describe their own role’s tasks in each of the four phases (prep, cook, plate and eat, clean) and the safety rule that goes with each.</w:t>
+      </w:r>
+    </w:p>
+    <w:p>
+      <w:pPr>
+        <w:numPr>
+          <w:ilvl w:val="0"/>
+          <w:numId w:val="1002"/>
+        </w:numPr>
+        <w:pStyle w:val="Compact"/>
+      </w:pPr>
+      <w:r>
+        <w:t xml:space="preserve">(Mid) In a team of about seven, prepare the recipe by measuring each ingredient accurately, following the numbered steps in order, and using each tool and machine the way it was taught.</w:t>
+      </w:r>
+    </w:p>
+    <w:p>
+      <w:pPr>
+        <w:numPr>
+          <w:ilvl w:val="0"/>
+          <w:numId w:val="1002"/>
+        </w:numPr>
+        <w:pStyle w:val="Compact"/>
+      </w:pPr>
+      <w:r>
+        <w:t xml:space="preserve">(High) After the lab, evaluate the team’s work against the flowchart and the</w:t>
       </w:r>
       <w:r>
         <w:t xml:space="preserve"> </w:t>
@@ -397,7 +415,7 @@
       <w:pPr>
         <w:numPr>
           <w:ilvl w:val="0"/>
-          <w:numId w:val="1002"/>
+          <w:numId w:val="1003"/>
         </w:numPr>
         <w:pStyle w:val="Compact"/>
       </w:pPr>
@@ -421,7 +439,7 @@
       <w:pPr>
         <w:numPr>
           <w:ilvl w:val="0"/>
-          <w:numId w:val="1002"/>
+          <w:numId w:val="1003"/>
         </w:numPr>
         <w:pStyle w:val="Compact"/>
       </w:pPr>
@@ -448,7 +466,7 @@
       <w:pPr>
         <w:numPr>
           <w:ilvl w:val="0"/>
-          <w:numId w:val="1002"/>
+          <w:numId w:val="1003"/>
         </w:numPr>
         <w:pStyle w:val="Compact"/>
       </w:pPr>
@@ -484,7 +502,7 @@
       <w:pPr>
         <w:numPr>
           <w:ilvl w:val="0"/>
-          <w:numId w:val="1002"/>
+          <w:numId w:val="1003"/>
         </w:numPr>
         <w:pStyle w:val="Compact"/>
       </w:pPr>
@@ -496,7 +514,7 @@
       <w:pPr>
         <w:numPr>
           <w:ilvl w:val="0"/>
-          <w:numId w:val="1002"/>
+          <w:numId w:val="1003"/>
         </w:numPr>
         <w:pStyle w:val="Compact"/>
       </w:pPr>
@@ -517,7 +535,7 @@
       <w:pPr>
         <w:numPr>
           <w:ilvl w:val="0"/>
-          <w:numId w:val="1002"/>
+          <w:numId w:val="1003"/>
         </w:numPr>
         <w:pStyle w:val="Compact"/>
       </w:pPr>
@@ -544,7 +562,7 @@
       <w:pPr>
         <w:numPr>
           <w:ilvl w:val="0"/>
-          <w:numId w:val="1002"/>
+          <w:numId w:val="1003"/>
         </w:numPr>
         <w:pStyle w:val="Compact"/>
       </w:pPr>
@@ -556,31 +574,31 @@
       <w:pPr>
         <w:numPr>
           <w:ilvl w:val="1"/>
+          <w:numId w:val="1004"/>
+        </w:numPr>
+        <w:pStyle w:val="Compact"/>
+      </w:pPr>
+      <w:r>
+        <w:t xml:space="preserve">Mug Cake with Hand-Whipped Cream (4 mugs, pairs share): 3/4 c flour, 3/4 c sugar, 1/2 c unsweetened cocoa, 1 tsp baking powder, 1/4 tsp salt, 4 eggs (pre-cracked into a bowl by the teacher), 3/4 c milk, 3/4 c vegetable oil, 1 tsp vanilla, 1/2 c cold heavy cream, 2 Tbsp powdered sugar, 2 Tbsp mini chocolate chips (optional garnish). Tools: 4 microwave-safe ceramic mugs, 1 medium bowl for the cream (chilled), 1 small bowl for the eggs, 1 whisk, 4 spoons, dry measuring cups, liquid measuring cup, measuring spoons, a straight edge, 8 paper bowls, 8 spoons, paper towels.</w:t>
+      </w:r>
+    </w:p>
+    <w:p>
+      <w:pPr>
+        <w:numPr>
+          <w:ilvl w:val="1"/>
+          <w:numId w:val="1004"/>
+        </w:numPr>
+        <w:pStyle w:val="Compact"/>
+      </w:pPr>
+      <w:r>
+        <w:t xml:space="preserve">Scrambled Egg Tacos (8 tacos): 8 eggs, 2 Tbsp butter, 1/2 bag (8 oz) frozen pepper and onion blend, 8 flour tortillas, 1 c shredded cheese, salt and pepper. Tools: 2 skillets, 2 spatulas, 1 large bowl, 1 whisk or fork, measuring spoons, a plate and a damp paper towel for the tortillas, 8 plates, 8 forks, napkins.</w:t>
+      </w:r>
+    </w:p>
+    <w:p>
+      <w:pPr>
+        <w:numPr>
+          <w:ilvl w:val="0"/>
           <w:numId w:val="1003"/>
-        </w:numPr>
-        <w:pStyle w:val="Compact"/>
-      </w:pPr>
-      <w:r>
-        <w:t xml:space="preserve">Mug Cake with Hand-Whipped Cream (4 mugs, pairs share): 3/4 c flour, 3/4 c sugar, 1/2 c unsweetened cocoa, 1 tsp baking powder, 1/4 tsp salt, 4 eggs (pre-cracked into a bowl by the teacher), 3/4 c milk, 3/4 c vegetable oil, 1 tsp vanilla, 1/2 c cold heavy cream, 2 Tbsp powdered sugar, 2 Tbsp mini chocolate chips (optional garnish). Tools: 4 microwave-safe ceramic mugs, 1 medium bowl for the cream (chilled), 1 small bowl for the eggs, 1 whisk, 4 spoons, dry measuring cups, liquid measuring cup, measuring spoons, a straight edge, 8 paper bowls, 8 spoons, paper towels.</w:t>
-      </w:r>
-    </w:p>
-    <w:p>
-      <w:pPr>
-        <w:numPr>
-          <w:ilvl w:val="1"/>
-          <w:numId w:val="1003"/>
-        </w:numPr>
-        <w:pStyle w:val="Compact"/>
-      </w:pPr>
-      <w:r>
-        <w:t xml:space="preserve">Scrambled Egg Tacos (8 tacos): 8 eggs, 2 Tbsp butter, 1/2 bag (8 oz) frozen pepper and onion blend, 8 flour tortillas, 1 c shredded cheese, salt and pepper. Tools: 2 skillets, 2 spatulas, 1 large bowl, 1 whisk or fork, measuring spoons, a plate and a damp paper towel for the tortillas, 8 plates, 8 forks, napkins.</w:t>
-      </w:r>
-    </w:p>
-    <w:p>
-      <w:pPr>
-        <w:numPr>
-          <w:ilvl w:val="0"/>
-          <w:numId w:val="1002"/>
         </w:numPr>
         <w:pStyle w:val="Compact"/>
       </w:pPr>
@@ -607,7 +625,7 @@
       <w:pPr>
         <w:numPr>
           <w:ilvl w:val="0"/>
-          <w:numId w:val="1002"/>
+          <w:numId w:val="1003"/>
         </w:numPr>
         <w:pStyle w:val="Compact"/>
       </w:pPr>
@@ -1132,61 +1150,109 @@
       <w:r>
         <w:t xml:space="preserve">Monitor understanding:</w:t>
       </w:r>
-      <w:r>
-        <w:t xml:space="preserve"> </w:t>
-      </w:r>
-      <w:r>
-        <w:t xml:space="preserve">- What is your role’s first job in the prep phase? What tool do you need for it?</w:t>
-      </w:r>
-      <w:r>
-        <w:t xml:space="preserve"> </w:t>
-      </w:r>
-      <w:r>
-        <w:t xml:space="preserve">- Why does the cream stay in the fridge until minute 15?</w:t>
-      </w:r>
-      <w:r>
-        <w:t xml:space="preserve"> </w:t>
-      </w:r>
-      <w:r>
-        <w:t xml:space="preserve">- The eggs still look wet. Do you keep cooking or take them off? Why?</w:t>
-      </w:r>
-      <w:r>
-        <w:t xml:space="preserve"> </w:t>
-      </w:r>
-      <w:r>
-        <w:t xml:space="preserve">- Where does the whisk go when you are done with it?</w:t>
-      </w:r>
-    </w:p>
-    <w:p>
-      <w:pPr>
-        <w:pStyle w:val="BodyText"/>
+    </w:p>
+    <w:p>
+      <w:pPr>
+        <w:numPr>
+          <w:ilvl w:val="0"/>
+          <w:numId w:val="1005"/>
+        </w:numPr>
+        <w:pStyle w:val="Compact"/>
+      </w:pPr>
+      <w:r>
+        <w:t xml:space="preserve">What is your role’s first job in the prep phase? What tool do you need for it?</w:t>
+      </w:r>
+    </w:p>
+    <w:p>
+      <w:pPr>
+        <w:numPr>
+          <w:ilvl w:val="0"/>
+          <w:numId w:val="1005"/>
+        </w:numPr>
+        <w:pStyle w:val="Compact"/>
+      </w:pPr>
+      <w:r>
+        <w:t xml:space="preserve">Why does the cream stay in the fridge until minute 15?</w:t>
+      </w:r>
+    </w:p>
+    <w:p>
+      <w:pPr>
+        <w:numPr>
+          <w:ilvl w:val="0"/>
+          <w:numId w:val="1005"/>
+        </w:numPr>
+        <w:pStyle w:val="Compact"/>
+      </w:pPr>
+      <w:r>
+        <w:t xml:space="preserve">The eggs still look wet. Do you keep cooking or take them off? Why?</w:t>
+      </w:r>
+    </w:p>
+    <w:p>
+      <w:pPr>
+        <w:numPr>
+          <w:ilvl w:val="0"/>
+          <w:numId w:val="1005"/>
+        </w:numPr>
+        <w:pStyle w:val="Compact"/>
+      </w:pPr>
+      <w:r>
+        <w:t xml:space="preserve">Where does the whisk go when you are done with it?</w:t>
+      </w:r>
+    </w:p>
+    <w:p>
+      <w:pPr>
+        <w:pStyle w:val="FirstParagraph"/>
       </w:pPr>
       <w:r>
         <w:t xml:space="preserve">Deepen learning:</w:t>
       </w:r>
-      <w:r>
-        <w:t xml:space="preserve"> </w:t>
-      </w:r>
-      <w:r>
-        <w:t xml:space="preserve">- The card says the cake will look underdone at 90 seconds. Why would a recipe writer tell you that?</w:t>
-      </w:r>
-      <w:r>
-        <w:t xml:space="preserve"> </w:t>
-      </w:r>
-      <w:r>
-        <w:t xml:space="preserve">- Whipping by hand took four minutes and everyone’s arm. What is a mixer doing in those four minutes, and why did we not use one today?</w:t>
-      </w:r>
-      <w:r>
-        <w:t xml:space="preserve"> </w:t>
-      </w:r>
-      <w:r>
-        <w:t xml:space="preserve">- Your station finished plating at minute 31 and another finished at minute 27. What did the faster station do differently?</w:t>
-      </w:r>
-      <w:r>
-        <w:t xml:space="preserve"> </w:t>
-      </w:r>
-      <w:r>
-        <w:t xml:space="preserve">- A dozen eggs was about $3.49 and fed this whole station. What does that tell you about eggs as a protein? (This previews Lesson 1.9 and the $40 project.)</w:t>
+    </w:p>
+    <w:p>
+      <w:pPr>
+        <w:numPr>
+          <w:ilvl w:val="0"/>
+          <w:numId w:val="1006"/>
+        </w:numPr>
+        <w:pStyle w:val="Compact"/>
+      </w:pPr>
+      <w:r>
+        <w:t xml:space="preserve">The card says the cake will look underdone at 90 seconds. Why would a recipe writer tell you that?</w:t>
+      </w:r>
+    </w:p>
+    <w:p>
+      <w:pPr>
+        <w:numPr>
+          <w:ilvl w:val="0"/>
+          <w:numId w:val="1006"/>
+        </w:numPr>
+        <w:pStyle w:val="Compact"/>
+      </w:pPr>
+      <w:r>
+        <w:t xml:space="preserve">Whipping by hand took four minutes and everyone’s arm. What is a mixer doing in those four minutes, and why did we not use one today?</w:t>
+      </w:r>
+    </w:p>
+    <w:p>
+      <w:pPr>
+        <w:numPr>
+          <w:ilvl w:val="0"/>
+          <w:numId w:val="1006"/>
+        </w:numPr>
+        <w:pStyle w:val="Compact"/>
+      </w:pPr>
+      <w:r>
+        <w:t xml:space="preserve">Your station finished plating at minute 31 and another finished at minute 27. What did the faster station do differently?</w:t>
+      </w:r>
+    </w:p>
+    <w:p>
+      <w:pPr>
+        <w:numPr>
+          <w:ilvl w:val="0"/>
+          <w:numId w:val="1006"/>
+        </w:numPr>
+        <w:pStyle w:val="Compact"/>
+      </w:pPr>
+      <w:r>
+        <w:t xml:space="preserve">A dozen eggs was about $3.49 and fed this whole station. What does that tell you about eggs as a protein? (This previews Lesson 1.9 and the $40 project.)</w:t>
       </w:r>
     </w:p>
     <w:p>
@@ -1381,7 +1447,7 @@
       <w:pPr>
         <w:numPr>
           <w:ilvl w:val="0"/>
-          <w:numId w:val="1004"/>
+          <w:numId w:val="1007"/>
         </w:numPr>
         <w:pStyle w:val="Compact"/>
       </w:pPr>
@@ -1465,7 +1531,7 @@
       <w:pPr>
         <w:numPr>
           <w:ilvl w:val="0"/>
-          <w:numId w:val="1004"/>
+          <w:numId w:val="1007"/>
         </w:numPr>
         <w:pStyle w:val="Compact"/>
       </w:pPr>
@@ -1477,7 +1543,7 @@
       <w:pPr>
         <w:numPr>
           <w:ilvl w:val="0"/>
-          <w:numId w:val="1004"/>
+          <w:numId w:val="1007"/>
         </w:numPr>
         <w:pStyle w:val="Compact"/>
       </w:pPr>
@@ -1507,7 +1573,7 @@
       <w:pPr>
         <w:numPr>
           <w:ilvl w:val="0"/>
-          <w:numId w:val="1004"/>
+          <w:numId w:val="1007"/>
         </w:numPr>
         <w:pStyle w:val="Compact"/>
       </w:pPr>
@@ -1519,7 +1585,7 @@
       <w:pPr>
         <w:numPr>
           <w:ilvl w:val="0"/>
-          <w:numId w:val="1004"/>
+          <w:numId w:val="1007"/>
         </w:numPr>
         <w:pStyle w:val="Compact"/>
       </w:pPr>
@@ -1540,7 +1606,7 @@
       <w:pPr>
         <w:numPr>
           <w:ilvl w:val="0"/>
-          <w:numId w:val="1004"/>
+          <w:numId w:val="1007"/>
         </w:numPr>
         <w:pStyle w:val="Compact"/>
       </w:pPr>
@@ -1552,7 +1618,7 @@
       <w:pPr>
         <w:numPr>
           <w:ilvl w:val="0"/>
-          <w:numId w:val="1004"/>
+          <w:numId w:val="1007"/>
         </w:numPr>
         <w:pStyle w:val="Compact"/>
       </w:pPr>
@@ -1889,7 +1955,7 @@
       <w:pPr>
         <w:numPr>
           <w:ilvl w:val="0"/>
-          <w:numId w:val="1005"/>
+          <w:numId w:val="1008"/>
         </w:numPr>
         <w:pStyle w:val="Compact"/>
       </w:pPr>
@@ -1913,7 +1979,7 @@
       <w:pPr>
         <w:numPr>
           <w:ilvl w:val="0"/>
-          <w:numId w:val="1005"/>
+          <w:numId w:val="1008"/>
         </w:numPr>
         <w:pStyle w:val="Compact"/>
       </w:pPr>
@@ -1925,7 +1991,7 @@
       <w:pPr>
         <w:numPr>
           <w:ilvl w:val="0"/>
-          <w:numId w:val="1005"/>
+          <w:numId w:val="1008"/>
         </w:numPr>
         <w:pStyle w:val="Compact"/>
       </w:pPr>
@@ -1958,7 +2024,7 @@
       <w:pPr>
         <w:numPr>
           <w:ilvl w:val="0"/>
-          <w:numId w:val="1005"/>
+          <w:numId w:val="1008"/>
         </w:numPr>
         <w:pStyle w:val="Compact"/>
       </w:pPr>
@@ -1970,7 +2036,7 @@
       <w:pPr>
         <w:numPr>
           <w:ilvl w:val="0"/>
-          <w:numId w:val="1005"/>
+          <w:numId w:val="1008"/>
         </w:numPr>
         <w:pStyle w:val="Compact"/>
       </w:pPr>
@@ -1982,7 +2048,7 @@
       <w:pPr>
         <w:numPr>
           <w:ilvl w:val="0"/>
-          <w:numId w:val="1005"/>
+          <w:numId w:val="1008"/>
         </w:numPr>
         <w:pStyle w:val="Compact"/>
       </w:pPr>
@@ -2022,7 +2088,7 @@
       <w:pPr>
         <w:numPr>
           <w:ilvl w:val="0"/>
-          <w:numId w:val="1006"/>
+          <w:numId w:val="1009"/>
         </w:numPr>
         <w:pStyle w:val="Compact"/>
       </w:pPr>
@@ -2034,7 +2100,7 @@
       <w:pPr>
         <w:numPr>
           <w:ilvl w:val="0"/>
-          <w:numId w:val="1006"/>
+          <w:numId w:val="1009"/>
         </w:numPr>
         <w:pStyle w:val="Compact"/>
       </w:pPr>
@@ -2046,7 +2112,7 @@
       <w:pPr>
         <w:numPr>
           <w:ilvl w:val="0"/>
-          <w:numId w:val="1006"/>
+          <w:numId w:val="1009"/>
         </w:numPr>
         <w:pStyle w:val="Compact"/>
       </w:pPr>
@@ -2058,7 +2124,7 @@
       <w:pPr>
         <w:numPr>
           <w:ilvl w:val="0"/>
-          <w:numId w:val="1006"/>
+          <w:numId w:val="1009"/>
         </w:numPr>
         <w:pStyle w:val="Compact"/>
       </w:pPr>
@@ -2088,7 +2154,7 @@
       <w:pPr>
         <w:numPr>
           <w:ilvl w:val="0"/>
-          <w:numId w:val="1006"/>
+          <w:numId w:val="1009"/>
         </w:numPr>
         <w:pStyle w:val="Compact"/>
       </w:pPr>
@@ -2118,7 +2184,7 @@
       <w:pPr>
         <w:numPr>
           <w:ilvl w:val="0"/>
-          <w:numId w:val="1006"/>
+          <w:numId w:val="1009"/>
         </w:numPr>
         <w:pStyle w:val="Compact"/>
       </w:pPr>
@@ -2130,7 +2196,7 @@
       <w:pPr>
         <w:numPr>
           <w:ilvl w:val="0"/>
-          <w:numId w:val="1006"/>
+          <w:numId w:val="1009"/>
         </w:numPr>
         <w:pStyle w:val="Compact"/>
       </w:pPr>
@@ -2142,7 +2208,7 @@
       <w:pPr>
         <w:numPr>
           <w:ilvl w:val="0"/>
-          <w:numId w:val="1006"/>
+          <w:numId w:val="1009"/>
         </w:numPr>
         <w:pStyle w:val="Compact"/>
       </w:pPr>
@@ -2438,7 +2504,7 @@
       <w:pPr>
         <w:numPr>
           <w:ilvl w:val="0"/>
-          <w:numId w:val="1007"/>
+          <w:numId w:val="1010"/>
         </w:numPr>
         <w:pStyle w:val="Compact"/>
       </w:pPr>
@@ -2731,6 +2797,118 @@
       </w:pPr>
     </w:lvl>
   </w:abstractNum>
+  <w:abstractNum w:abstractNumId="99411">
+    <w:nsid w:val="71315dca"/>
+    <w:multiLevelType w:val="multilevel"/>
+    <w:lvl w:ilvl="0">
+      <w:start w:val="1"/>
+      <w:numFmt w:val="decimal"/>
+      <w:lvlText w:val="%1."/>
+      <w:lvlJc w:val="left"/>
+      <w:pPr>
+        <w:tabs>
+          <w:tab w:val="num" w:pos="0"/>
+        </w:tabs>
+        <w:ind w:left="480" w:hanging="480"/>
+      </w:pPr>
+    </w:lvl>
+    <w:lvl w:ilvl="1">
+      <w:start w:val="1"/>
+      <w:numFmt w:val="decimal"/>
+      <w:lvlText w:val="%2."/>
+      <w:lvlJc w:val="left"/>
+      <w:pPr>
+        <w:tabs>
+          <w:tab w:val="num" w:pos="720"/>
+        </w:tabs>
+        <w:ind w:left="1200" w:hanging="480"/>
+      </w:pPr>
+    </w:lvl>
+    <w:lvl w:ilvl="2">
+      <w:start w:val="1"/>
+      <w:numFmt w:val="decimal"/>
+      <w:lvlText w:val="%3."/>
+      <w:lvlJc w:val="left"/>
+      <w:pPr>
+        <w:tabs>
+          <w:tab w:val="num" w:pos="1440"/>
+        </w:tabs>
+        <w:ind w:left="1920" w:hanging="480"/>
+      </w:pPr>
+    </w:lvl>
+    <w:lvl w:ilvl="3">
+      <w:start w:val="1"/>
+      <w:numFmt w:val="decimal"/>
+      <w:lvlText w:val="%4."/>
+      <w:lvlJc w:val="left"/>
+      <w:pPr>
+        <w:tabs>
+          <w:tab w:val="num" w:pos="2160"/>
+        </w:tabs>
+        <w:ind w:left="2640" w:hanging="480"/>
+      </w:pPr>
+    </w:lvl>
+    <w:lvl w:ilvl="4">
+      <w:start w:val="1"/>
+      <w:numFmt w:val="decimal"/>
+      <w:lvlText w:val="%5."/>
+      <w:lvlJc w:val="left"/>
+      <w:pPr>
+        <w:tabs>
+          <w:tab w:val="num" w:pos="2880"/>
+        </w:tabs>
+        <w:ind w:left="3360" w:hanging="480"/>
+      </w:pPr>
+    </w:lvl>
+    <w:lvl w:ilvl="5">
+      <w:start w:val="1"/>
+      <w:numFmt w:val="decimal"/>
+      <w:lvlText w:val="%6."/>
+      <w:lvlJc w:val="left"/>
+      <w:pPr>
+        <w:tabs>
+          <w:tab w:val="num" w:pos="3600"/>
+        </w:tabs>
+        <w:ind w:left="4080" w:hanging="480"/>
+      </w:pPr>
+    </w:lvl>
+    <w:lvl w:ilvl="6">
+      <w:start w:val="1"/>
+      <w:numFmt w:val="decimal"/>
+      <w:lvlText w:val="%7."/>
+      <w:lvlJc w:val="left"/>
+      <w:pPr>
+        <w:tabs>
+          <w:tab w:val="num" w:pos="4320"/>
+        </w:tabs>
+        <w:ind w:left="4800" w:hanging="480"/>
+      </w:pPr>
+    </w:lvl>
+    <w:lvl w:ilvl="7">
+      <w:start w:val="1"/>
+      <w:numFmt w:val="decimal"/>
+      <w:lvlText w:val="%8."/>
+      <w:lvlJc w:val="left"/>
+      <w:pPr>
+        <w:tabs>
+          <w:tab w:val="num" w:pos="5040"/>
+        </w:tabs>
+        <w:ind w:left="5520" w:hanging="480"/>
+      </w:pPr>
+    </w:lvl>
+    <w:lvl w:ilvl="8">
+      <w:start w:val="1"/>
+      <w:numFmt w:val="decimal"/>
+      <w:lvlText w:val="%9."/>
+      <w:lvlJc w:val="left"/>
+      <w:pPr>
+        <w:tabs>
+          <w:tab w:val="num" w:pos="5760"/>
+        </w:tabs>
+        <w:ind w:left="6240" w:hanging="480"/>
+      </w:pPr>
+    </w:lvl>
+  </w:abstractNum>
   <w:num w:numId="1000">
     <w:abstractNumId w:val="990"/>
   </w:num>
@@ -2738,7 +2916,34 @@
     <w:abstractNumId w:val="991"/>
   </w:num>
   <w:num w:numId="1002">
-    <w:abstractNumId w:val="991"/>
+    <w:abstractNumId w:val="99411"/>
+    <w:lvlOverride w:ilvl="0">
+      <w:startOverride w:val="1"/>
+    </w:lvlOverride>
+    <w:lvlOverride w:ilvl="1">
+      <w:startOverride w:val="1"/>
+    </w:lvlOverride>
+    <w:lvlOverride w:ilvl="2">
+      <w:startOverride w:val="1"/>
+    </w:lvlOverride>
+    <w:lvlOverride w:ilvl="3">
+      <w:startOverride w:val="1"/>
+    </w:lvlOverride>
+    <w:lvlOverride w:ilvl="4">
+      <w:startOverride w:val="1"/>
+    </w:lvlOverride>
+    <w:lvlOverride w:ilvl="5">
+      <w:startOverride w:val="1"/>
+    </w:lvlOverride>
+    <w:lvlOverride w:ilvl="6">
+      <w:startOverride w:val="1"/>
+    </w:lvlOverride>
+    <w:lvlOverride w:ilvl="7">
+      <w:startOverride w:val="1"/>
+    </w:lvlOverride>
+    <w:lvlOverride w:ilvl="8">
+      <w:startOverride w:val="1"/>
+    </w:lvlOverride>
   </w:num>
   <w:num w:numId="1003">
     <w:abstractNumId w:val="991"/>
@@ -2753,6 +2958,15 @@
     <w:abstractNumId w:val="991"/>
   </w:num>
   <w:num w:numId="1007">
+    <w:abstractNumId w:val="991"/>
+  </w:num>
+  <w:num w:numId="1008">
+    <w:abstractNumId w:val="991"/>
+  </w:num>
+  <w:num w:numId="1009">
+    <w:abstractNumId w:val="991"/>
+  </w:num>
+  <w:num w:numId="1010">
     <w:abstractNumId w:val="991"/>
   </w:num>
 </w:numbering>

--- a/downloads/teacher/04 Units/Unit 01 - Nutrition and Wellness - Kitchen Skills and Smart Eating/Lesson 01.08 - Lab 1 Mug Cake or Scrambled Egg Tacos.docx
+++ b/downloads/teacher/04 Units/Unit 01 - Nutrition and Wellness - Kitchen Skills and Smart Eating/Lesson 01.08 - Lab 1 Mug Cake or Scrambled Egg Tacos.docx
@@ -630,7 +630,7 @@
         <w:pStyle w:val="Compact"/>
       </w:pPr>
       <w:r>
-        <w:t xml:space="preserve">Setup notes: Day 1, stage Stations A and B before class; put the answer sheets face down. Day 2 (Mug Cake): test the mugs in the microwave the day before; pre-measure the cocoa into a small cup per station (messy and slow for students; Sal’s note); crack the eggs into a small bowl per station before class (shell disasters stay out of the mugs); keep the cream in the fridge until minute 15. Day 2 (Tacos): do not preheat anything; students manage the stove with the teacher standing at the stove row; the teacher’s hand is the only hand on an oven door all year (the tacos need no oven). Both: allergy list checked against the station card the day before (egg, dairy, wheat), substitutions ready (see Differentiation), grocery bags at each station, drawer map checked.</w:t>
+        <w:t xml:space="preserve">Setup notes: Day 1, stage Stations A and B before class; put the answer sheets face down. Day 2 (Mug Cake): test the mugs in the microwave the day before; pre-measure the cocoa into a small cup per station (messy and slow for students); crack the eggs into a small bowl per station before class (shell disasters stay out of the mugs); keep the cream in the fridge until minute 15. Day 2 (Tacos): do not preheat anything; students manage the stove with the teacher standing at the stove row; the teacher’s hand is the only hand on an oven door all year (the tacos need no oven). Both: allergy list checked against the station card the day before (egg, dairy, wheat), substitutions ready (see Differentiation), grocery bags at each station, drawer map checked.</w:t>
       </w:r>
     </w:p>
     <w:p>
@@ -885,7 +885,7 @@
               <w:jc w:val="left"/>
             </w:pPr>
             <w:r>
-              <w:t xml:space="preserve">Station A (self-run): students identify ten numbered tools and answer five recipe questions on the answer sheet. Station B (self-run, teacher weighs after class): students measure four items into four labeled cups and leave them on the tray with their name. Station C (teacher-run, one station group of seven at a time): read the station card aloud together, walk the mise en place (every tool from the drawer map to the counter, every ingredient named, nothing opened), run the sanitation routine once (hands, apron, hair, counter wipe, where the trash goes), and answer role questions. Rotate on the timer with the reset cue.</w:t>
+              <w:t xml:space="preserve">Station A (self-run): students identify ten numbered tools and answer five recipe questions on the answer sheet. Station B (self-run, teacher weighs after class): students measure four items into four labeled cups and leave them on the tray with their name. Station C (teacher-run, one station group of seven at a time): read the station card aloud together, walk the mise en place (every tool from the drawer map to the counter, every ingredient named, nothing opened), run the sanitation routine once (hair back, sleeves up, wash hands, sanitize surfaces, clean as you go, station check before dismissal), and answer role questions. Rotate on the timer with the reset cue.</w:t>
             </w:r>
           </w:p>
         </w:tc>
@@ -1423,15 +1423,6 @@
       <w:r>
         <w:t xml:space="preserve">in one sentence. The Lab Reflection handout goes home or is completed in the first five minutes of Lesson 1.9.</w:t>
       </w:r>
-      <w:r>
-        <w:t xml:space="preserve"> </w:t>
-      </w:r>
-      <w:r>
-        <w:rPr>
-          <w:rStyle w:val="TeacherNote"/>
-        </w:rPr>
-        <w:t xml:space="preserve">[Sal: your reflection sheet was done in class; pick what fits the period.]</w:t>
-      </w:r>
     </w:p>
     <w:p>
       <w:pPr>
@@ -1591,15 +1582,6 @@
       </w:pPr>
       <w:r>
         <w:t xml:space="preserve">Allergy substitutions: egg allergy in the Mug Cake, replace the egg in that mug with 3 Tbsp of applesauce or 1 Tbsp ground flax in 3 Tbsp water; egg allergy in the Tacos, that student works the vegetable skillet and plating and eats a cheese and vegetable taco; dairy, plant milk and oil-based spread, skip the cheese and cream for that portion; wheat, corn tortillas and a gluten-free flour blend in one labeled mug.</w:t>
-      </w:r>
-      <w:r>
-        <w:t xml:space="preserve"> </w:t>
-      </w:r>
-      <w:r>
-        <w:rPr>
-          <w:rStyle w:val="TeacherNote"/>
-        </w:rPr>
-        <w:t xml:space="preserve">[Sal: confirm each substitution with the nurse’s allergy list, not the student’s word.]</w:t>
       </w:r>
     </w:p>
     <w:p>
@@ -1938,7 +1920,7 @@
         <w:pStyle w:val="FirstParagraph"/>
       </w:pPr>
       <w:r>
-        <w:t xml:space="preserve">Science: the science connection on Sal’s recipe sheet (baking powder releases carbon dioxide when it meets liquid and heat, which lifts the cake; fat in cream traps air when it is beaten, which is what makes whipped cream stand up) is a five-minute talk during plate and eat and a handoff to the science teacher. Math: cost per serving from the receipt. Health: the eggs-as-protein question previews Lesson 1.9, where the health teacher’s nutrient list and the FACS list get lined up.</w:t>
+        <w:t xml:space="preserve">Science: the science connection on my recipe sheet (baking powder releases carbon dioxide when it meets liquid and heat, which lifts the cake; fat in cream traps air when it is beaten, which is what makes whipped cream stand up) is a five-minute talk during plate and eat and a handoff to the science teacher. Math: cost per serving from the receipt. Health: the eggs-as-protein question previews Lesson 1.9, where the health teacher’s nutrient list and the FACS list get lined up.</w:t>
       </w:r>
     </w:p>
     <w:p>
@@ -2010,15 +1992,6 @@
       <w:r>
         <w:t xml:space="preserve">, section 2.</w:t>
       </w:r>
-      <w:r>
-        <w:t xml:space="preserve"> </w:t>
-      </w:r>
-      <w:r>
-        <w:rPr>
-          <w:rStyle w:val="TeacherNote"/>
-        </w:rPr>
-        <w:t xml:space="preserve">[Sal: confirm against the NYSED PDF.]</w:t>
-      </w:r>
     </w:p>
     <w:p>
       <w:pPr>
@@ -2053,25 +2026,7 @@
         <w:pStyle w:val="Compact"/>
       </w:pPr>
       <w:r>
-        <w:t xml:space="preserve">Sal’s own materials: the Mug Cake with Hand-Whipped Cream teacher recipe sheet (</w:t>
-      </w:r>
-      <w:r>
-        <w:rPr>
-          <w:rStyle w:val="VerbatimChar"/>
-        </w:rPr>
-        <w:t xml:space="preserve">recipe_sheets_2026-05/education_teachingwork_6th_grade_mug_cake_recipe_sheet_2026_05.docx</w:t>
-      </w:r>
-      <w:r>
-        <w:t xml:space="preserve">: the flowchart in blocks, ingredients per station, the eight prep notes, the science connection, and the King Kullen cost) and the Scrambled Egg Tacos lesson package (</w:t>
-      </w:r>
-      <w:r>
-        <w:rPr>
-          <w:rStyle w:val="VerbatimChar"/>
-        </w:rPr>
-        <w:t xml:space="preserve">education_teaching_facs_lesson3_scrambledeggtacos_2026_03.docx</w:t>
-      </w:r>
-      <w:r>
-        <w:t xml:space="preserve">: the four-phase workflow, the Gantt chart by role, the clean-up zones, the eight role cards with tag-in notes, and the reflection). Both in Education/TeachingWork/LessonPlans. Rewritten here for a station of seven and with the standards replaced.</w:t>
+        <w:t xml:space="preserve">My own materials: the Mug Cake with Hand-Whipped Cream teacher recipe sheet (the flowchart in blocks, ingredients per station, the eight prep notes, the science connection, and the supermarket cost) and the Scrambled Egg Tacos lesson package (the four-phase workflow, the Gantt chart by role, the clean-up zones, the eight role cards with tag-in notes, and the reflection). Rewritten here for a station of seven and with the standards replaced.</w:t>
       </w:r>
     </w:p>
     <w:p>
@@ -2117,7 +2072,7 @@
         <w:pStyle w:val="Compact"/>
       </w:pPr>
       <w:r>
-        <w:t xml:space="preserve">Sal’s mug cake prep notes, kept as written because they are right: pre-measure the cocoa; crack the eggs into a bowl first; cream stays cold until the whipping step; ceramic mugs only, tested the day before; one mug at a time per microwave; the mug is hot, use a folded paper towel; whip the cream alone first, then add the sugar; if whipping by hand stalls, pair up, one holds the bowl and one whisks.</w:t>
+        <w:t xml:space="preserve">My mug cake prep notes, kept as written because they are right: pre-measure the cocoa; crack the eggs into a bowl first; cream stays cold until the whipping step; ceramic mugs only, tested the day before; one mug at a time per microwave; the mug is hot, use a folded paper towel; whip the cream alone first, then add the sugar; if whipping by hand stalls, pair up, one holds the bowl and one whisks.</w:t>
       </w:r>
     </w:p>
     <w:p>
@@ -2189,7 +2144,7 @@
         <w:pStyle w:val="Compact"/>
       </w:pPr>
       <w:r>
-        <w:t xml:space="preserve">Sal’s taco package included a no-cook banana pudding dessert. It is dropped from Lab 1 to keep the first lab to one dish and one clock; it fits as the grade 8 dessert in Lab 2 or the Budget Meal Lab.</w:t>
+        <w:t xml:space="preserve">My taco package included a no-cook banana pudding dessert. It is dropped from Lab 1 to keep the first lab to one dish and one clock; it fits as the grade 8 dessert in Lab 2 or the Budget Meal Lab.</w:t>
       </w:r>
     </w:p>
     <w:p>
@@ -2213,16 +2168,7 @@
         <w:pStyle w:val="Compact"/>
       </w:pPr>
       <w:r>
-        <w:t xml:space="preserve">Per-station cost estimate (King Kullen, Bay Shore, September 2026 estimates; Sal’s May 2026 circular priced the mug cake at about $7.42 per station).</w:t>
-      </w:r>
-      <w:r>
-        <w:t xml:space="preserve"> </w:t>
-      </w:r>
-      <w:r>
-        <w:rPr>
-          <w:rStyle w:val="TeacherNote"/>
-        </w:rPr>
-        <w:t xml:space="preserve">[Sal: verify against the circular the week you shop.]</w:t>
+        <w:t xml:space="preserve">Per-station cost estimate (Long Island supermarket, September 2026 estimates; my May 2026 circular priced the mug cake at about $7.42 per station).</w:t>
       </w:r>
     </w:p>
     <w:tbl>
@@ -2437,7 +2383,7 @@
               <w:jc w:val="left"/>
             </w:pPr>
             <w:r>
-              <w:t xml:space="preserve">Store-brand swaps from Sal’s package: corn tortillas (about $1.99), store-brand cheddar (about $2.49), frozen mixed vegetables (about $1.79). Most unprepared grocery food is exempt from NYS sales tax.</w:t>
+              <w:t xml:space="preserve">Store-brand swaps from my package: corn tortillas (about $1.99), store-brand cheddar (about $2.49), frozen mixed vegetables (about $1.79). Most unprepared grocery food is exempt from NYS sales tax.</w:t>
             </w:r>
           </w:p>
         </w:tc>
